--- a/07Other/CustomerLetter/Carta.docx
+++ b/07Other/CustomerLetter/Carta.docx
@@ -4,7 +4,12 @@
   <w:body>
     <w:p>
       <w:r>
-        <w:t>Lugar y Fecha: Quito, 18 de mayo de 2026</w:t>
+        <w:t>Lugar y Fecha: Quito, 17</w:t>
+      </w:r>
+      <w:bookmarkStart w:id="0" w:name="_GoBack"/>
+      <w:bookmarkEnd w:id="0"/>
+      <w:r>
+        <w:t xml:space="preserve"> de mayo de 2026</w:t>
       </w:r>
     </w:p>
     <w:p/>
@@ -178,7 +183,6 @@
       </w:r>
     </w:p>
     <w:p>
-      <w:bookmarkStart w:id="0" w:name="_GoBack"/>
       <w:r>
         <w:rPr>
           <w:noProof/>
@@ -227,7 +231,6 @@
           </wp:inline>
         </w:drawing>
       </w:r>
-      <w:bookmarkEnd w:id="0"/>
     </w:p>
     <w:p>
       <w:r>
